--- a/templates/shikoyat-iqtisodiy-apellyatsiya.ru.docx
+++ b/templates/shikoyat-iqtisodiy-apellyatsiya.ru.docx
@@ -18,7 +18,7 @@
           <w:sz w:val="24"/>
           <w:szCs w:val="24"/>
         </w:rPr>
-        <w:t xml:space="preserve">В апелляционную инстанцию по экономическим</w:t>
+        <w:t xml:space="preserve">В апелляционную инстанцию по экономическим делам</w:t>
       </w:r>
     </w:p>
     <w:p>
@@ -37,7 +37,7 @@
           <w:sz w:val="24"/>
           <w:szCs w:val="24"/>
         </w:rPr>
-        <w:t xml:space="preserve">делам {{district_court_name}}</w:t>
+        <w:t xml:space="preserve">областного суда {{court_name}}</w:t>
       </w:r>
     </w:p>
     <w:p>
